--- a/CANBoardPractice_DiagnosticCommunication_final_HUST.docx
+++ b/CANBoardPractice_DiagnosticCommunication_final_HUST.docx
@@ -10087,7 +10087,7 @@
           <v:shape id="_x0000_i1025" type="#_x0000_t75" style="width:64.35pt;height:41.6pt" o:ole="">
             <v:imagedata r:id="rId35" o:title=""/>
           </v:shape>
-          <o:OLEObject Type="Embed" ProgID="Excel.Sheet.12" ShapeID="_x0000_i1025" DrawAspect="Icon" ObjectID="_1785788234" r:id="rId36"/>
+          <o:OLEObject Type="Embed" ProgID="Excel.Sheet.12" ShapeID="_x0000_i1025" DrawAspect="Icon" ObjectID="_1795104968" r:id="rId36"/>
         </w:object>
       </w:r>
     </w:p>
@@ -15874,9 +15874,11 @@
     <w:rsid w:val="009B0CF9"/>
     <w:rsid w:val="00A052F1"/>
     <w:rsid w:val="00B856C9"/>
+    <w:rsid w:val="00BE1BB6"/>
     <w:rsid w:val="00BF2047"/>
     <w:rsid w:val="00C16F68"/>
     <w:rsid w:val="00CD0DDF"/>
+    <w:rsid w:val="00E155D2"/>
     <w:rsid w:val="00F535F8"/>
     <w:rsid w:val="00F8240E"/>
   </w:rsids>
@@ -16566,6 +16568,10 @@
 </file>
 
 <file path=customXml/item1.xml><?xml version="1.0" encoding="utf-8"?>
+<b:Sources xmlns:b="http://schemas.openxmlformats.org/officeDocument/2006/bibliography" xmlns="http://schemas.openxmlformats.org/officeDocument/2006/bibliography" SelectedStyle="\APASixthEditionOfficeOnline.xsl" StyleName="APA" Version="6"/>
+</file>
+
+<file path=customXml/item2.xml><?xml version="1.0" encoding="utf-8"?>
 <?mso-contentType ?>
 <FormTemplates xmlns="http://schemas.microsoft.com/sharepoint/v3/contenttype/forms">
   <Display>DocumentLibraryForm</Display>
@@ -16574,11 +16580,183 @@
 </FormTemplates>
 </file>
 
-<file path=customXml/item2.xml><?xml version="1.0" encoding="utf-8"?>
-<b:Sources xmlns:b="http://schemas.openxmlformats.org/officeDocument/2006/bibliography" xmlns="http://schemas.openxmlformats.org/officeDocument/2006/bibliography" SelectedStyle="\APASixthEditionOfficeOnline.xsl" StyleName="APA" Version="6"/>
+<file path=customXml/item3.xml><?xml version="1.0" encoding="utf-8"?>
+<p:properties xmlns:p="http://schemas.microsoft.com/office/2006/metadata/properties" xmlns:xsi="http://www.w3.org/2001/XMLSchema-instance" xmlns:pc="http://schemas.microsoft.com/office/infopath/2007/PartnerControls">
+  <documentManagement/>
+</p:properties>
 </file>
 
-<file path=customXml/item3.xml><?xml version="1.0" encoding="utf-8"?>
+<file path=customXml/item4.xml><?xml version="1.0" encoding="utf-8"?>
+<saxML>
+  <saxMLTemplate>RBOPFH00</saxMLTemplate>
+  <Variablen>
+    <Variable>
+      <Name>dyn_date</Name>
+      <OrgInhalt>09 $month_09$ 2022</OrgInhalt>
+      <Wert>09 $month_09$ 2022</Wert>
+      <Platzhalter>False</Platzhalter>
+      <DocDatenDialog>True</DocDatenDialog>
+      <Label>Date:</Label>
+      <FrageVar>False</FrageVar>
+      <Prefix/>
+      <Suffix/>
+      <WegfallVar/>
+      <MussFeld>False</MussFeld>
+      <InDokument>True</InDokument>
+      <Reihenfolge>1</Reihenfolge>
+    </Variable>
+    <Variable>
+      <Name>docnr</Name>
+      <OrgInhalt/>
+      <Wert/>
+      <Platzhalter>False</Platzhalter>
+      <DocDatenDialog>True</DocDatenDialog>
+      <Label>Document no.:</Label>
+      <FrageVar>False</FrageVar>
+      <Prefix/>
+      <Suffix/>
+      <MaxZeilen>2</MaxZeilen>
+      <WegfallVar>tr_nr</WegfallVar>
+      <MussFeld>False</MussFeld>
+      <InDokument>True</InDokument>
+      <Reihenfolge>2</Reihenfolge>
+    </Variable>
+    <Variable>
+      <Name>recipient</Name>
+      <OrgInhalt/>
+      <Wert/>
+      <Platzhalter>False</Platzhalter>
+      <DocDatenDialog>True</DocDatenDialog>
+      <Label>Recipient:</Label>
+      <FrageVar>False</FrageVar>
+      <Prefix/>
+      <Suffix/>
+      <MaxZeilen>2</MaxZeilen>
+      <WegfallVar/>
+      <MussFeld>False</MussFeld>
+      <InDokument>True</InDokument>
+      <MaxZeilen>3</MaxZeilen>
+      <Reihenfolge>3</Reihenfolge>
+    </Variable>
+    <Variable>
+      <Name>cc</Name>
+      <OrgInhalt/>
+      <Wert/>
+      <Platzhalter>False</Platzhalter>
+      <DocDatenDialog>True</DocDatenDialog>
+      <Label>Cc:</Label>
+      <FrageVar>False</FrageVar>
+      <Prefix/>
+      <Suffix/>
+      <MaxZeilen>2</MaxZeilen>
+      <WegfallVar/>
+      <MussFeld>False</MussFeld>
+      <InDokument>True</InDokument>
+      <MaxZeilen>3</MaxZeilen>
+      <Reihenfolge>4</Reihenfolge>
+    </Variable>
+    <Variable>
+      <Name>topic</Name>
+      <OrgInhalt/>
+      <Wert>CAN BOARD PRACTICE – DIAGNOSTIC COMMUNICATION </Wert>
+      <Platzhalter>False</Platzhalter>
+      <DocDatenDialog>True</DocDatenDialog>
+      <Label>Topic:</Label>
+      <FrageVar>False</FrageVar>
+      <Prefix/>
+      <Suffix/>
+      <MaxZeilen>3</MaxZeilen>
+      <WegfallVar/>
+      <MussFeld>False</MussFeld>
+      <InDokument>True</InDokument>
+      <Reihenfolge>5</Reihenfolge>
+    </Variable>
+    <Variable>
+      <Name>additionalnote</Name>
+      <OrgInhalt/>
+      <Wert/>
+      <Platzhalter>False</Platzhalter>
+      <DocDatenDialog>True</DocDatenDialog>
+      <Label>Additional note:</Label>
+      <FrageVar>False</FrageVar>
+      <Prefix/>
+      <Suffix/>
+      <WegfallVar/>
+      <MussFeld>False</MussFeld>
+      <InDokument>True</InDokument>
+      <Reihenfolge>6</Reihenfolge>
+    </Variable>
+    <Variable>
+      <Name>departmentshort</Name>
+      <OrgInhalt>MS/EDA5-XC</OrgInhalt>
+      <Wert>MS/EDA5-XC</Wert>
+      <Platzhalter>False</Platzhalter>
+      <DocDatenDialog>True</DocDatenDialog>
+      <Label>From:</Label>
+      <FrageVar>False</FrageVar>
+      <Prefix/>
+      <Suffix/>
+      <MaxZeilen>3</MaxZeilen>
+      <WegfallVar/>
+      <MussFeld>False</MussFeld>
+      <InDokument>True</InDokument>
+      <MaxZeilen>3</MaxZeilen>
+      <Reihenfolge>7</Reihenfolge>
+    </Variable>
+    <Variable>
+      <Name>username</Name>
+      <OrgInhalt>Kha Tran Manh</OrgInhalt>
+      <Wert>Kha Tran Manh</Wert>
+      <Platzhalter>False</Platzhalter>
+      <DocDatenDialog>True</DocDatenDialog>
+      <Label>Our Reference:</Label>
+      <FrageVar>False</FrageVar>
+      <Prefix/>
+      <Suffix/>
+      <MaxZeilen>3</MaxZeilen>
+      <WegfallVar/>
+      <MussFeld>False</MussFeld>
+      <InDokument>True</InDokument>
+      <MaxZeilen>3</MaxZeilen>
+      <Reihenfolge>8</Reihenfolge>
+    </Variable>
+    <Variable>
+      <Name>phonedirect</Name>
+      <OrgInhalt/>
+      <Wert/>
+      <Platzhalter>False</Platzhalter>
+      <DocDatenDialog>True</DocDatenDialog>
+      <Label>Telephone:</Label>
+      <FrageVar>False</FrageVar>
+      <Prefix/>
+      <Suffix/>
+      <MaxZeilen>3</MaxZeilen>
+      <WegfallVar/>
+      <MussFeld>False</MussFeld>
+      <InDokument>True</InDokument>
+      <MaxZeilen>3</MaxZeilen>
+      <Reihenfolge>9</Reihenfolge>
+    </Variable>
+    <Variable>
+      <Name>tr_nr</Name>
+      <OrgInhalt>No.</OrgInhalt>
+      <Wert>No.</Wert>
+      <Platzhalter>False</Platzhalter>
+      <DocDatenDialog>False</DocDatenDialog>
+      <Label/>
+      <FrageVar>False</FrageVar>
+      <Prefix/>
+      <Suffix/>
+      <WegfallVar/>
+      <MussFeld>False</MussFeld>
+      <InDokument>True</InDokument>
+      <Reihenfolge/>
+    </Variable>
+  </Variablen>
+</saxML>
+</file>
+
+<file path=customXml/item5.xml><?xml version="1.0" encoding="utf-8"?>
 <ct:contentTypeSchema xmlns:ct="http://schemas.microsoft.com/office/2006/metadata/contentType" xmlns:ma="http://schemas.microsoft.com/office/2006/metadata/properties/metaAttributes" ct:_="" ma:_="" ma:contentTypeName="Document" ma:contentTypeID="0x010100D0AB44E297D23448A6A7C052821C5185" ma:contentTypeVersion="8" ma:contentTypeDescription="Create a new document." ma:contentTypeScope="" ma:versionID="9653dd5bbd451d4e7a6b5cfe7037e58c">
   <xsd:schema xmlns:xsd="http://www.w3.org/2001/XMLSchema" xmlns:xs="http://www.w3.org/2001/XMLSchema" xmlns:p="http://schemas.microsoft.com/office/2006/metadata/properties" xmlns:ns2="f39e01bb-7fc4-4e03-9970-4586e645051e" xmlns:ns3="2f6b2b0e-4b52-4819-af9b-0b3228043074" targetNamespace="http://schemas.microsoft.com/office/2006/metadata/properties" ma:root="true" ma:fieldsID="148437612889fb65b1b44ddcbfda27c0" ns2:_="" ns3:_="">
     <xsd:import namespace="f39e01bb-7fc4-4e03-9970-4586e645051e"/>
@@ -16763,183 +16941,15 @@
 </ct:contentTypeSchema>
 </file>
 
-<file path=customXml/item4.xml><?xml version="1.0" encoding="utf-8"?>
-<saxML>
-  <saxMLTemplate>RBOPFH00</saxMLTemplate>
-  <Variablen>
-    <Variable>
-      <Name>dyn_date</Name>
-      <OrgInhalt>09 $month_09$ 2022</OrgInhalt>
-      <Wert>09 $month_09$ 2022</Wert>
-      <Platzhalter>False</Platzhalter>
-      <DocDatenDialog>True</DocDatenDialog>
-      <Label>Date:</Label>
-      <FrageVar>False</FrageVar>
-      <Prefix/>
-      <Suffix/>
-      <WegfallVar/>
-      <MussFeld>False</MussFeld>
-      <InDokument>True</InDokument>
-      <Reihenfolge>1</Reihenfolge>
-    </Variable>
-    <Variable>
-      <Name>docnr</Name>
-      <OrgInhalt/>
-      <Wert/>
-      <Platzhalter>False</Platzhalter>
-      <DocDatenDialog>True</DocDatenDialog>
-      <Label>Document no.:</Label>
-      <FrageVar>False</FrageVar>
-      <Prefix/>
-      <Suffix/>
-      <MaxZeilen>2</MaxZeilen>
-      <WegfallVar>tr_nr</WegfallVar>
-      <MussFeld>False</MussFeld>
-      <InDokument>True</InDokument>
-      <Reihenfolge>2</Reihenfolge>
-    </Variable>
-    <Variable>
-      <Name>recipient</Name>
-      <OrgInhalt/>
-      <Wert/>
-      <Platzhalter>False</Platzhalter>
-      <DocDatenDialog>True</DocDatenDialog>
-      <Label>Recipient:</Label>
-      <FrageVar>False</FrageVar>
-      <Prefix/>
-      <Suffix/>
-      <MaxZeilen>2</MaxZeilen>
-      <WegfallVar/>
-      <MussFeld>False</MussFeld>
-      <InDokument>True</InDokument>
-      <MaxZeilen>3</MaxZeilen>
-      <Reihenfolge>3</Reihenfolge>
-    </Variable>
-    <Variable>
-      <Name>cc</Name>
-      <OrgInhalt/>
-      <Wert/>
-      <Platzhalter>False</Platzhalter>
-      <DocDatenDialog>True</DocDatenDialog>
-      <Label>Cc:</Label>
-      <FrageVar>False</FrageVar>
-      <Prefix/>
-      <Suffix/>
-      <MaxZeilen>2</MaxZeilen>
-      <WegfallVar/>
-      <MussFeld>False</MussFeld>
-      <InDokument>True</InDokument>
-      <MaxZeilen>3</MaxZeilen>
-      <Reihenfolge>4</Reihenfolge>
-    </Variable>
-    <Variable>
-      <Name>topic</Name>
-      <OrgInhalt/>
-      <Wert>CAN BOARD PRACTICE – DIAGNOSTIC COMMUNICATION </Wert>
-      <Platzhalter>False</Platzhalter>
-      <DocDatenDialog>True</DocDatenDialog>
-      <Label>Topic:</Label>
-      <FrageVar>False</FrageVar>
-      <Prefix/>
-      <Suffix/>
-      <MaxZeilen>3</MaxZeilen>
-      <WegfallVar/>
-      <MussFeld>False</MussFeld>
-      <InDokument>True</InDokument>
-      <Reihenfolge>5</Reihenfolge>
-    </Variable>
-    <Variable>
-      <Name>additionalnote</Name>
-      <OrgInhalt/>
-      <Wert/>
-      <Platzhalter>False</Platzhalter>
-      <DocDatenDialog>True</DocDatenDialog>
-      <Label>Additional note:</Label>
-      <FrageVar>False</FrageVar>
-      <Prefix/>
-      <Suffix/>
-      <WegfallVar/>
-      <MussFeld>False</MussFeld>
-      <InDokument>True</InDokument>
-      <Reihenfolge>6</Reihenfolge>
-    </Variable>
-    <Variable>
-      <Name>departmentshort</Name>
-      <OrgInhalt>MS/EDA5-XC</OrgInhalt>
-      <Wert>MS/EDA5-XC</Wert>
-      <Platzhalter>False</Platzhalter>
-      <DocDatenDialog>True</DocDatenDialog>
-      <Label>From:</Label>
-      <FrageVar>False</FrageVar>
-      <Prefix/>
-      <Suffix/>
-      <MaxZeilen>3</MaxZeilen>
-      <WegfallVar/>
-      <MussFeld>False</MussFeld>
-      <InDokument>True</InDokument>
-      <MaxZeilen>3</MaxZeilen>
-      <Reihenfolge>7</Reihenfolge>
-    </Variable>
-    <Variable>
-      <Name>username</Name>
-      <OrgInhalt>Kha Tran Manh</OrgInhalt>
-      <Wert>Kha Tran Manh</Wert>
-      <Platzhalter>False</Platzhalter>
-      <DocDatenDialog>True</DocDatenDialog>
-      <Label>Our Reference:</Label>
-      <FrageVar>False</FrageVar>
-      <Prefix/>
-      <Suffix/>
-      <MaxZeilen>3</MaxZeilen>
-      <WegfallVar/>
-      <MussFeld>False</MussFeld>
-      <InDokument>True</InDokument>
-      <MaxZeilen>3</MaxZeilen>
-      <Reihenfolge>8</Reihenfolge>
-    </Variable>
-    <Variable>
-      <Name>phonedirect</Name>
-      <OrgInhalt/>
-      <Wert/>
-      <Platzhalter>False</Platzhalter>
-      <DocDatenDialog>True</DocDatenDialog>
-      <Label>Telephone:</Label>
-      <FrageVar>False</FrageVar>
-      <Prefix/>
-      <Suffix/>
-      <MaxZeilen>3</MaxZeilen>
-      <WegfallVar/>
-      <MussFeld>False</MussFeld>
-      <InDokument>True</InDokument>
-      <MaxZeilen>3</MaxZeilen>
-      <Reihenfolge>9</Reihenfolge>
-    </Variable>
-    <Variable>
-      <Name>tr_nr</Name>
-      <OrgInhalt>No.</OrgInhalt>
-      <Wert>No.</Wert>
-      <Platzhalter>False</Platzhalter>
-      <DocDatenDialog>False</DocDatenDialog>
-      <Label/>
-      <FrageVar>False</FrageVar>
-      <Prefix/>
-      <Suffix/>
-      <WegfallVar/>
-      <MussFeld>False</MussFeld>
-      <InDokument>True</InDokument>
-      <Reihenfolge/>
-    </Variable>
-  </Variablen>
-</saxML>
+<file path=customXml/itemProps1.xml><?xml version="1.0" encoding="utf-8"?>
+<ds:datastoreItem xmlns:ds="http://schemas.openxmlformats.org/officeDocument/2006/customXml" ds:itemID="{1675FF7C-E940-4040-8D09-688EC19067AC}">
+  <ds:schemaRefs>
+    <ds:schemaRef ds:uri="http://schemas.openxmlformats.org/officeDocument/2006/bibliography"/>
+  </ds:schemaRefs>
+</ds:datastoreItem>
 </file>
 
-<file path=customXml/item5.xml><?xml version="1.0" encoding="utf-8"?>
-<p:properties xmlns:p="http://schemas.microsoft.com/office/2006/metadata/properties" xmlns:xsi="http://www.w3.org/2001/XMLSchema-instance" xmlns:pc="http://schemas.microsoft.com/office/infopath/2007/PartnerControls">
-  <documentManagement/>
-</p:properties>
-</file>
-
-<file path=customXml/itemProps1.xml><?xml version="1.0" encoding="utf-8"?>
+<file path=customXml/itemProps2.xml><?xml version="1.0" encoding="utf-8"?>
 <ds:datastoreItem xmlns:ds="http://schemas.openxmlformats.org/officeDocument/2006/customXml" ds:itemID="{4F0A191C-AE0F-4A19-A946-0FEBC478BB65}">
   <ds:schemaRefs>
     <ds:schemaRef ds:uri="http://schemas.microsoft.com/sharepoint/v3/contenttype/forms"/>
@@ -16947,15 +16957,22 @@
 </ds:datastoreItem>
 </file>
 
-<file path=customXml/itemProps2.xml><?xml version="1.0" encoding="utf-8"?>
-<ds:datastoreItem xmlns:ds="http://schemas.openxmlformats.org/officeDocument/2006/customXml" ds:itemID="{1675FF7C-E940-4040-8D09-688EC19067AC}">
+<file path=customXml/itemProps3.xml><?xml version="1.0" encoding="utf-8"?>
+<ds:datastoreItem xmlns:ds="http://schemas.openxmlformats.org/officeDocument/2006/customXml" ds:itemID="{B9B41B87-D00F-476B-8F50-E27CECFA7F3B}">
   <ds:schemaRefs>
-    <ds:schemaRef ds:uri="http://schemas.openxmlformats.org/officeDocument/2006/bibliography"/>
+    <ds:schemaRef ds:uri="http://schemas.microsoft.com/office/2006/metadata/properties"/>
+    <ds:schemaRef ds:uri="http://schemas.microsoft.com/office/infopath/2007/PartnerControls"/>
   </ds:schemaRefs>
 </ds:datastoreItem>
 </file>
 
-<file path=customXml/itemProps3.xml><?xml version="1.0" encoding="utf-8"?>
+<file path=customXml/itemProps4.xml><?xml version="1.0" encoding="utf-8"?>
+<ds:datastoreItem xmlns:ds="http://schemas.openxmlformats.org/officeDocument/2006/customXml" ds:itemID="{0985FF5E-97A1-42FB-A052-45AF21E75A1E}">
+  <ds:schemaRefs/>
+</ds:datastoreItem>
+</file>
+
+<file path=customXml/itemProps5.xml><?xml version="1.0" encoding="utf-8"?>
 <ds:datastoreItem xmlns:ds="http://schemas.openxmlformats.org/officeDocument/2006/customXml" ds:itemID="{01248033-87C5-4DA9-9977-EDC0FB6E249A}">
   <ds:schemaRefs>
     <ds:schemaRef ds:uri="http://schemas.microsoft.com/office/2006/metadata/contentType"/>
@@ -16972,19 +16989,4 @@
     <ds:schemaRef ds:uri="http://schemas.microsoft.com/internal/obd"/>
   </ds:schemaRefs>
 </ds:datastoreItem>
-</file>
-
-<file path=customXml/itemProps4.xml><?xml version="1.0" encoding="utf-8"?>
-<ds:datastoreItem xmlns:ds="http://schemas.openxmlformats.org/officeDocument/2006/customXml" ds:itemID="{0985FF5E-97A1-42FB-A052-45AF21E75A1E}">
-  <ds:schemaRefs/>
-</ds:datastoreItem>
-</file>
-
-<file path=customXml/itemProps5.xml><?xml version="1.0" encoding="utf-8"?>
-<ds:datastoreItem xmlns:ds="http://schemas.openxmlformats.org/officeDocument/2006/customXml" ds:itemID="{B9B41B87-D00F-476B-8F50-E27CECFA7F3B}">
-  <ds:schemaRefs>
-    <ds:schemaRef ds:uri="http://schemas.microsoft.com/office/2006/metadata/properties"/>
-    <ds:schemaRef ds:uri="http://schemas.microsoft.com/office/infopath/2007/PartnerControls"/>
-  </ds:schemaRefs>
-</ds:datastoreItem>
 </file>